--- a/AI_for_Finance_Course/Catalogue/AI_for_Finance_Course_Catalogue.docx
+++ b/AI_for_Finance_Course/Catalogue/AI_for_Finance_Course_Catalogue.docx
@@ -1275,7 +1275,7 @@
         <w:spacing w:before="120" w:after="80"/>
       </w:pPr>
       <w:r>
-        <w:t xml:space="preserve">Dr. Prem</w:t>
+        <w:t>Dr. Prem Nair</w:t>
       </w:r>
     </w:p>
     <w:p>
@@ -1291,7 +1291,7 @@
         <w:spacing w:after="120"/>
       </w:pPr>
       <w:r>
-        <w:t xml:space="preserve">Dr. Prem brings extensive experience in research &amp; innovation with a proven track record of delivering results in enterprise environments. With deep expertise in cutting-edge technologies and industry best practices, Dr. is committed to helping professionals master AI and drive transformational change in their organizations.</w:t>
+        <w:t>Dr. Prem Nair brings extensive experience in research &amp; innovation with a proven track record of delivering results in enterprise environments. With deep expertise in cutting-edge technologies and industry best practices, Dr. Nair is committed to helping professionals master AI and drive transformational change in their organizations.</w:t>
       </w:r>
     </w:p>
     <w:p>
@@ -1307,7 +1307,7 @@
         <w:spacing w:after="120"/>
       </w:pPr>
       <w:r>
-        <w:t xml:space="preserve">Upon successful completion of the AI for Finance course and passing the final exam, you will earn the PCAP (Proxiant Certified AI Professional) credential.</w:t>
+        <w:t>The course fee includes a final certification test; passing it completes the AI for Finance program and earns your course certificate.</w:t>
       </w:r>
     </w:p>
     <w:p>
@@ -1316,11 +1316,9 @@
           <w:b/>
           <w:bCs/>
         </w:rPr>
-        <w:t xml:space="preserve">Exam Format: </w:t>
-      </w:r>
-      <w:r>
-        <w:t xml:space="preserve">100 multiple choice questions</w:t>
-      </w:r>
+        <w:t>Final certification test: 60 questions, 90 minutes, 70% to pass</w:t>
+      </w:r>
+      <w:r/>
     </w:p>
     <w:p>
       <w:r>
@@ -1328,11 +1326,9 @@
           <w:b/>
           <w:bCs/>
         </w:rPr>
-        <w:t xml:space="preserve">Duration: </w:t>
-      </w:r>
-      <w:r>
-        <w:t xml:space="preserve">3 hours</w:t>
-      </w:r>
+        <w:t>Graduates also qualify to sit the PCAP exam (100 MCQ, 3 hours, $199, valid 3 years).</w:t>
+      </w:r>
+      <w:r/>
     </w:p>
     <w:p>
       <w:r>
@@ -1340,11 +1336,9 @@
           <w:b/>
           <w:bCs/>
         </w:rPr>
-        <w:t xml:space="preserve">Passing Score: </w:t>
-      </w:r>
-      <w:r>
-        <w:t xml:space="preserve">70% (70 correct answers)</w:t>
-      </w:r>
+        <w:t>PCAP (Proxiant Certified AI Professional) is a separate professional credential; its exam fee is not included in course tuition.</w:t>
+      </w:r>
+      <w:r/>
     </w:p>
     <w:p>
       <w:r>
@@ -1352,11 +1346,9 @@
           <w:b/>
           <w:bCs/>
         </w:rPr>
-        <w:t xml:space="preserve">Validity: </w:t>
-      </w:r>
-      <w:r>
-        <w:t xml:space="preserve">3 years</w:t>
-      </w:r>
+        <w:t>PCAP validity: 3 years</w:t>
+      </w:r>
+      <w:r/>
     </w:p>
     <w:p>
       <w:r>
@@ -1364,11 +1356,9 @@
           <w:b/>
           <w:bCs/>
         </w:rPr>
-        <w:t xml:space="preserve">Exam Fee: </w:t>
-      </w:r>
-      <w:r>
-        <w:t xml:space="preserve">$199</w:t>
-      </w:r>
+        <w:t>PCAP exam fee: $199</w:t>
+      </w:r>
+      <w:r/>
     </w:p>
     <w:p>
       <w:pPr>
@@ -1687,11 +1677,9 @@
           <w:b/>
           <w:bCs/>
         </w:rPr>
-        <w:t xml:space="preserve">Website: </w:t>
-      </w:r>
-      <w:r>
-        <w:t xml:space="preserve">www.proxiant.com</w:t>
-      </w:r>
+        <w:t>Website: proxiant.ai</w:t>
+      </w:r>
+      <w:r/>
     </w:p>
     <w:p>
       <w:r>
@@ -1699,11 +1687,9 @@
           <w:b/>
           <w:bCs/>
         </w:rPr>
-        <w:t xml:space="preserve">Email: </w:t>
-      </w:r>
-      <w:r>
-        <w:t xml:space="preserve">enrollment@proxiant.com</w:t>
-      </w:r>
+        <w:t>Email: info@proxiant.com</w:t>
+      </w:r>
+      <w:r/>
     </w:p>
     <w:p>
       <w:r>
@@ -1711,15 +1697,16 @@
           <w:b/>
           <w:bCs/>
         </w:rPr>
-        <w:t xml:space="preserve">Phone: </w:t>
-      </w:r>
-      <w:r>
-        <w:t xml:space="preserve">+1 (555) 123-4567</w:t>
-      </w:r>
+      </w:r>
+      <w:r/>
     </w:p>
     <w:sectPr>
       <w:headerReference w:type="default" r:id="rId6"/>
       <w:footerReference w:type="default" r:id="rId7"/>
+      <w:headerReference w:type="first" r:id="rId9"/>
+      <w:footerReference w:type="first" r:id="rId10"/>
+      <w:headerReference w:type="even" r:id="rId11"/>
+      <w:footerReference w:type="even" r:id="rId12"/>
       <w:pgSz w:w="11906" w:h="16838" w:orient="portrait"/>
       <w:pgMar w:top="1440" w:right="1440" w:bottom="1440" w:left="1440" w:header="708" w:footer="708" w:gutter="0"/>
       <w:pgNumType/>
@@ -1740,8 +1727,28 @@
       <w:jc w:val="center"/>
     </w:pPr>
     <w:r>
-      <w:t xml:space="preserve">www.proxiant.com</w:t>
+      <w:t>proxiant.ai</w:t>
     </w:r>
+  </w:p>
+</w:ftr>
+</file>
+
+<file path=word/footer2.xml><?xml version="1.0" encoding="utf-8"?>
+<w:ftr xmlns:m="http://schemas.openxmlformats.org/officeDocument/2006/math" xmlns:mc="http://schemas.openxmlformats.org/markup-compatibility/2006" xmlns:mo="http://schemas.microsoft.com/office/mac/office/2008/main" xmlns:mv="urn:schemas-microsoft-com:mac:vml" xmlns:o="urn:schemas-microsoft-com:office:office" xmlns:r="http://schemas.openxmlformats.org/officeDocument/2006/relationships" xmlns:v="urn:schemas-microsoft-com:vml" xmlns:w10="urn:schemas-microsoft-com:office:word" xmlns:w14="http://schemas.microsoft.com/office/word/2010/wordml" xmlns:w="http://schemas.openxmlformats.org/wordprocessingml/2006/main" xmlns:wne="http://schemas.microsoft.com/office/word/2006/wordml" xmlns:wp14="http://schemas.microsoft.com/office/word/2010/wordprocessingDrawing" xmlns:wp="http://schemas.openxmlformats.org/drawingml/2006/wordprocessingDrawing" xmlns:wpc="http://schemas.microsoft.com/office/word/2010/wordprocessingCanvas" xmlns:wpg="http://schemas.microsoft.com/office/word/2010/wordprocessingGroup" xmlns:wpi="http://schemas.microsoft.com/office/word/2010/wordprocessingInk" xmlns:wps="http://schemas.microsoft.com/office/word/2010/wordprocessingShape" mc:Ignorable="w14 wp14">
+  <w:p>
+    <w:pPr>
+      <w:pStyle w:val="Footer"/>
+    </w:pPr>
+  </w:p>
+</w:ftr>
+</file>
+
+<file path=word/footer3.xml><?xml version="1.0" encoding="utf-8"?>
+<w:ftr xmlns:m="http://schemas.openxmlformats.org/officeDocument/2006/math" xmlns:mc="http://schemas.openxmlformats.org/markup-compatibility/2006" xmlns:mo="http://schemas.microsoft.com/office/mac/office/2008/main" xmlns:mv="urn:schemas-microsoft-com:mac:vml" xmlns:o="urn:schemas-microsoft-com:office:office" xmlns:r="http://schemas.openxmlformats.org/officeDocument/2006/relationships" xmlns:v="urn:schemas-microsoft-com:vml" xmlns:w10="urn:schemas-microsoft-com:office:word" xmlns:w14="http://schemas.microsoft.com/office/word/2010/wordml" xmlns:w="http://schemas.openxmlformats.org/wordprocessingml/2006/main" xmlns:wne="http://schemas.microsoft.com/office/word/2006/wordml" xmlns:wp14="http://schemas.microsoft.com/office/word/2010/wordprocessingDrawing" xmlns:wp="http://schemas.openxmlformats.org/drawingml/2006/wordprocessingDrawing" xmlns:wpc="http://schemas.microsoft.com/office/word/2010/wordprocessingCanvas" xmlns:wpg="http://schemas.microsoft.com/office/word/2010/wordprocessingGroup" xmlns:wpi="http://schemas.microsoft.com/office/word/2010/wordprocessingInk" xmlns:wps="http://schemas.microsoft.com/office/word/2010/wordprocessingShape" mc:Ignorable="w14 wp14">
+  <w:p>
+    <w:pPr>
+      <w:pStyle w:val="Footer"/>
+    </w:pPr>
   </w:p>
 </w:ftr>
 </file>
@@ -1792,6 +1799,26 @@
     <w:r>
       <w:t xml:space="preserve">Proxiant Academy</w:t>
     </w:r>
+  </w:p>
+</w:hdr>
+</file>
+
+<file path=word/header2.xml><?xml version="1.0" encoding="utf-8"?>
+<w:hdr xmlns:m="http://schemas.openxmlformats.org/officeDocument/2006/math" xmlns:mc="http://schemas.openxmlformats.org/markup-compatibility/2006" xmlns:mo="http://schemas.microsoft.com/office/mac/office/2008/main" xmlns:mv="urn:schemas-microsoft-com:mac:vml" xmlns:o="urn:schemas-microsoft-com:office:office" xmlns:r="http://schemas.openxmlformats.org/officeDocument/2006/relationships" xmlns:v="urn:schemas-microsoft-com:vml" xmlns:w10="urn:schemas-microsoft-com:office:word" xmlns:w14="http://schemas.microsoft.com/office/word/2010/wordml" xmlns:w="http://schemas.openxmlformats.org/wordprocessingml/2006/main" xmlns:wne="http://schemas.microsoft.com/office/word/2006/wordml" xmlns:wp14="http://schemas.microsoft.com/office/word/2010/wordprocessingDrawing" xmlns:wp="http://schemas.openxmlformats.org/drawingml/2006/wordprocessingDrawing" xmlns:wpc="http://schemas.microsoft.com/office/word/2010/wordprocessingCanvas" xmlns:wpg="http://schemas.microsoft.com/office/word/2010/wordprocessingGroup" xmlns:wpi="http://schemas.microsoft.com/office/word/2010/wordprocessingInk" xmlns:wps="http://schemas.microsoft.com/office/word/2010/wordprocessingShape" mc:Ignorable="w14 wp14">
+  <w:p>
+    <w:pPr>
+      <w:pStyle w:val="Header"/>
+    </w:pPr>
+  </w:p>
+</w:hdr>
+</file>
+
+<file path=word/header3.xml><?xml version="1.0" encoding="utf-8"?>
+<w:hdr xmlns:m="http://schemas.openxmlformats.org/officeDocument/2006/math" xmlns:mc="http://schemas.openxmlformats.org/markup-compatibility/2006" xmlns:mo="http://schemas.microsoft.com/office/mac/office/2008/main" xmlns:mv="urn:schemas-microsoft-com:mac:vml" xmlns:o="urn:schemas-microsoft-com:office:office" xmlns:r="http://schemas.openxmlformats.org/officeDocument/2006/relationships" xmlns:v="urn:schemas-microsoft-com:vml" xmlns:w10="urn:schemas-microsoft-com:office:word" xmlns:w14="http://schemas.microsoft.com/office/word/2010/wordml" xmlns:w="http://schemas.openxmlformats.org/wordprocessingml/2006/main" xmlns:wne="http://schemas.microsoft.com/office/word/2006/wordml" xmlns:wp14="http://schemas.microsoft.com/office/word/2010/wordprocessingDrawing" xmlns:wp="http://schemas.openxmlformats.org/drawingml/2006/wordprocessingDrawing" xmlns:wpc="http://schemas.microsoft.com/office/word/2010/wordprocessingCanvas" xmlns:wpg="http://schemas.microsoft.com/office/word/2010/wordprocessingGroup" xmlns:wpi="http://schemas.microsoft.com/office/word/2010/wordprocessingInk" xmlns:wps="http://schemas.microsoft.com/office/word/2010/wordprocessingShape" mc:Ignorable="w14 wp14">
+  <w:p>
+    <w:pPr>
+      <w:pStyle w:val="Header"/>
+    </w:pPr>
   </w:p>
 </w:hdr>
 </file>

--- a/AI_for_Finance_Course/Catalogue/AI_for_Finance_Course_Catalogue.docx
+++ b/AI_for_Finance_Course/Catalogue/AI_for_Finance_Course_Catalogue.docx
@@ -1299,7 +1299,7 @@
         <w:spacing w:before="240" w:after="120"/>
       </w:pPr>
       <w:r>
-        <w:t xml:space="preserve">PCAP Certification</w:t>
+        <w:t>PCAIP Certification</w:t>
       </w:r>
     </w:p>
     <w:p>
@@ -1326,7 +1326,7 @@
           <w:b/>
           <w:bCs/>
         </w:rPr>
-        <w:t>Graduates also qualify to sit the PCAP exam (100 MCQ, 3 hours, $199, valid 3 years).</w:t>
+        <w:t>Graduates also qualify to sit the PCAIP exam (100 MCQ, 3 hours, $199, valid 3 years).</w:t>
       </w:r>
       <w:r/>
     </w:p>
@@ -1336,7 +1336,7 @@
           <w:b/>
           <w:bCs/>
         </w:rPr>
-        <w:t>PCAP (Proxiant Certified AI Professional) is a separate professional credential; its exam fee is not included in course tuition.</w:t>
+        <w:t>PCAIP (Proxiant Certified AI Professional) is a separate professional credential; its exam fee is not included in course tuition.</w:t>
       </w:r>
       <w:r/>
     </w:p>
@@ -1346,7 +1346,7 @@
           <w:b/>
           <w:bCs/>
         </w:rPr>
-        <w:t>PCAP validity: 3 years</w:t>
+        <w:t>PCAIP validity: 3 years</w:t>
       </w:r>
       <w:r/>
     </w:p>
@@ -1356,7 +1356,7 @@
           <w:b/>
           <w:bCs/>
         </w:rPr>
-        <w:t>PCAP exam fee: $199</w:t>
+        <w:t>PCAIP exam fee: $199</w:t>
       </w:r>
       <w:r/>
     </w:p>
